--- a/_build/docx/01_Кадровые_документы/14_Приказ_по_итогам_аттестации.docx
+++ b/_build/docx/01_Кадровые_документы/14_Приказ_по_итогам_аттестации.docx
@@ -50,7 +50,7 @@
         <w:rPr>
           <w:rFonts w:ascii="Times New Roman" w:hAnsi="Times New Roman"/>
         </w:rPr>
-        <w:t>«___» июня 2026 г.                                                     № ______</w:t>
+        <w:t>«___» __________ 2026 г.                                                     № ______</w:t>
       </w:r>
     </w:p>
     <w:p>
@@ -68,7 +68,7 @@
         <w:rPr>
           <w:rFonts w:ascii="Times New Roman" w:hAnsi="Times New Roman"/>
         </w:rPr>
-        <w:t>По результатам аттестации, проведённой «___» июня 2026 г. в соответствии с</w:t>
+        <w:t>По результатам аттестации, проведённой «___» __________ 2026 г. в соответствии с</w:t>
       </w:r>
     </w:p>
     <w:p>
@@ -92,7 +92,7 @@
         <w:rPr>
           <w:rFonts w:ascii="Times New Roman" w:hAnsi="Times New Roman"/>
         </w:rPr>
-        <w:t>от «___» июня 2026 г. № ______),</w:t>
+        <w:t>от «___» __________ 2026 г. № ______),</w:t>
       </w:r>
     </w:p>
     <w:p>
@@ -150,13 +150,13 @@
           <w:rFonts w:ascii="Times New Roman" w:hAnsi="Times New Roman"/>
           <w:b/>
         </w:rPr>
-        <w:t>«ведущий инженер-конструктор»</w:t>
+        <w:t>«начальник проектно-конструкторского отдела»</w:t>
       </w:r>
       <w:r>
         <w:rPr>
           <w:rFonts w:ascii="Times New Roman" w:hAnsi="Times New Roman"/>
         </w:rPr>
-        <w:t>.</w:t>
+        <w:t xml:space="preserve"> (квалификационная</w:t>
       </w:r>
     </w:p>
     <w:p>
@@ -164,7 +164,7 @@
         <w:rPr>
           <w:rFonts w:ascii="Times New Roman" w:hAnsi="Times New Roman"/>
         </w:rPr>
-        <w:t>2. Считать решение аттестационной комиссии основанием для перевода Иванюк В.С.</w:t>
+        <w:t>характеристика должности «Начальник (заведующий) проектно-конструкторским</w:t>
       </w:r>
     </w:p>
     <w:p>
@@ -172,7 +172,125 @@
         <w:rPr>
           <w:rFonts w:ascii="Times New Roman" w:hAnsi="Times New Roman"/>
         </w:rPr>
-        <w:t>на должность ведущего инженера-конструктора в установленном порядке</w:t>
+        <w:t>отделом», раздел I выпуска 39 Единого квалификационного справочника должностей</w:t>
+      </w:r>
+    </w:p>
+    <w:p>
+      <w:r>
+        <w:rPr>
+          <w:rFonts w:ascii="Times New Roman" w:hAnsi="Times New Roman"/>
+        </w:rPr>
+        <w:t>служащих, утв. постановлением Министерства труда и социальной защиты</w:t>
+      </w:r>
+    </w:p>
+    <w:p>
+      <w:r>
+        <w:rPr>
+          <w:rFonts w:ascii="Times New Roman" w:hAnsi="Times New Roman"/>
+        </w:rPr>
+        <w:t>Республики Беларусь от 23.02.2024 № 9).</w:t>
+      </w:r>
+    </w:p>
+    <w:p>
+      <w:r>
+        <w:rPr>
+          <w:rFonts w:ascii="Times New Roman" w:hAnsi="Times New Roman"/>
+        </w:rPr>
+        <w:t xml:space="preserve">2. С учётом рекомендации аттестационной комиссии </w:t>
+      </w:r>
+      <w:r>
+        <w:rPr>
+          <w:rFonts w:ascii="Times New Roman" w:hAnsi="Times New Roman"/>
+          <w:b/>
+        </w:rPr>
+        <w:t>назначить Иванюк В.С.</w:t>
+      </w:r>
+    </w:p>
+    <w:p>
+      <w:r>
+        <w:rPr>
+          <w:rFonts w:ascii="Times New Roman" w:hAnsi="Times New Roman"/>
+        </w:rPr>
+        <w:t>на указанную должность в порядке исключения</w:t>
+      </w:r>
+      <w:r>
+        <w:rPr>
+          <w:rFonts w:ascii="Times New Roman" w:hAnsi="Times New Roman"/>
+          <w:b/>
+        </w:rPr>
+        <w:t xml:space="preserve"> — на основании пункта 12 Общих</w:t>
+      </w:r>
+    </w:p>
+    <w:p>
+      <w:r>
+        <w:rPr>
+          <w:rFonts w:ascii="Times New Roman" w:hAnsi="Times New Roman"/>
+        </w:rPr>
+        <w:t>положений Единого квалификационного справочника должностей служащих,</w:t>
+      </w:r>
+    </w:p>
+    <w:p>
+      <w:r>
+        <w:rPr>
+          <w:rFonts w:ascii="Times New Roman" w:hAnsi="Times New Roman"/>
+        </w:rPr>
+        <w:t>утверждённых постановлением Министерства труда и социальной защиты Республики</w:t>
+      </w:r>
+    </w:p>
+    <w:p>
+      <w:r>
+        <w:rPr>
+          <w:rFonts w:ascii="Times New Roman" w:hAnsi="Times New Roman"/>
+        </w:rPr>
+        <w:t>Беларусь от 02.01.2012 № 1, ввиду наличия у работника достаточного</w:t>
+      </w:r>
+    </w:p>
+    <w:p>
+      <w:r>
+        <w:rPr>
+          <w:rFonts w:ascii="Times New Roman" w:hAnsi="Times New Roman"/>
+        </w:rPr>
+        <w:t>практического опыта конструкторской работы и фактического выполнения функций</w:t>
+      </w:r>
+    </w:p>
+    <w:p>
+      <w:r>
+        <w:rPr>
+          <w:rFonts w:ascii="Times New Roman" w:hAnsi="Times New Roman"/>
+        </w:rPr>
+        <w:t>по проверке (нормоконтролю) документации и наставничеству.</w:t>
+      </w:r>
+    </w:p>
+    <w:p>
+      <w:r>
+        <w:rPr>
+          <w:rFonts w:ascii="Times New Roman" w:hAnsi="Times New Roman"/>
+        </w:rPr>
+        <w:t>*(Пункт применяется, если стаж конструкторской работы работника составляет</w:t>
+      </w:r>
+    </w:p>
+    <w:p>
+      <w:r>
+        <w:rPr>
+          <w:rFonts w:ascii="Times New Roman" w:hAnsi="Times New Roman"/>
+        </w:rPr>
+        <w:t>менее 8 лет; при соответствии стажу пункт из приказа исключается.)*</w:t>
+      </w:r>
+    </w:p>
+    <w:p>
+      <w:r>
+        <w:rPr>
+          <w:rFonts w:ascii="Times New Roman" w:hAnsi="Times New Roman"/>
+        </w:rPr>
+        <w:t>3. Считать решение аттестационной комиссии основанием для перевода Иванюк В.С.</w:t>
+      </w:r>
+    </w:p>
+    <w:p>
+      <w:r>
+        <w:rPr>
+          <w:rFonts w:ascii="Times New Roman" w:hAnsi="Times New Roman"/>
+        </w:rPr>
+        <w:t>на должность начальника проектно-конструкторского отдела в установленном порядке</w:t>
       </w:r>
     </w:p>
     <w:p>
@@ -188,7 +306,7 @@
         <w:rPr>
           <w:rFonts w:ascii="Times New Roman" w:hAnsi="Times New Roman"/>
         </w:rPr>
-        <w:t>3. Секретарю аттестационной комиссии приобщить протокол заседания комиссии,</w:t>
+        <w:t>4. Секретарю аттестационной комиссии приобщить протокол заседания комиссии,</w:t>
       </w:r>
     </w:p>
     <w:p>
@@ -204,7 +322,7 @@
         <w:rPr>
           <w:rFonts w:ascii="Times New Roman" w:hAnsi="Times New Roman"/>
         </w:rPr>
-        <w:t>4. Контроль за исполнением приказа оставляю за собой.</w:t>
+        <w:t>5. Контроль за исполнением приказа оставляю за собой.</w:t>
       </w:r>
     </w:p>
     <w:p>
@@ -219,7 +337,7 @@
         <w:rPr>
           <w:rFonts w:ascii="Times New Roman" w:hAnsi="Times New Roman"/>
         </w:rPr>
-        <w:t xml:space="preserve"> протокол заседания аттестационной комиссии от «___» июня 2026 г.</w:t>
+        <w:t xml:space="preserve"> протокол заседания аттестационной комиссии от «___» __________ 2026 г.</w:t>
       </w:r>
     </w:p>
     <w:p>

--- a/_build/docx/01_Кадровые_документы/14_Приказ_по_итогам_аттестации.docx
+++ b/_build/docx/01_Кадровые_документы/14_Приказ_по_итогам_аттестации.docx
@@ -387,7 +387,7 @@
       </w:r>
     </w:p>
     <w:sectPr>
-      <w:pgSz w:w="12240" w:h="15840"/>
+      <w:pgSz w:w="11906" w:h="16838"/>
       <w:pgMar w:top="1134" w:right="850" w:bottom="1134" w:left="1417" w:header="720" w:footer="720" w:gutter="0"/>
       <w:cols w:space="720"/>
       <w:docGrid w:linePitch="360"/>
